--- a/obsidian-history-vault-master/09 courses/UCSB/Sociology UCSB/Kevin Anderson/Marx Seminar/KV1C2C3.docx
+++ b/obsidian-history-vault-master/09 courses/UCSB/Sociology UCSB/Kevin Anderson/Marx Seminar/KV1C2C3.docx
@@ -249,16 +249,7 @@
         <w:t xml:space="preserve"> </w:t>
       </w:r>
       <w:r>
-        <w:t xml:space="preserve">of silver and gold mines of America occurred</w:t>
-      </w:r>
-      <w:r>
-        <w:rPr>
-          <w:rStyle w:val="FootnoteReference"/>
-        </w:rPr>
-        <w:footnoteReference w:id="20"/>
-      </w:r>
-      <w:r>
-        <w:t xml:space="preserve">.</w:t>
+        <w:t xml:space="preserve">of silver and gold mines of America occurred[^1].</w:t>
       </w:r>
     </w:p>
     <w:p>
@@ -419,10 +410,72 @@
         <w:pStyle w:val="BodyText"/>
       </w:pPr>
       <w:r>
-        <w:t xml:space="preserve">“</w:t>
-      </w:r>
-      <w:r>
-        <w:t xml:space="preserve">The expression of the value of a commodity in gold is its money-form or price</w:t>
+        <w:t xml:space="preserve">The Chapter 3 of Capital explains the social functions executed by money in the circulation process. Marx distinguished money, first, as measure of value, as the social incarnation of labour expressing in price or money-form an imaginary quantity of gold ideally equivalent to the labour time socially necessary for the production of the correspondent amount of standard units of price defined by a fixed weight of gold. Which became the universal equivalent commodity and indeed the money-commodity.</w:t>
+      </w:r>
+    </w:p>
+    <w:p>
+      <w:pPr>
+        <w:pStyle w:val="BodyText"/>
+      </w:pPr>
+      <w:r>
+        <w:t xml:space="preserve">%%</w:t>
+      </w:r>
+      <w:r>
+        <w:t xml:space="preserve"> </w:t>
+      </w:r>
+      <w:r>
+        <w:t xml:space="preserve">“</w:t>
+      </w:r>
+      <w:r>
+        <w:t xml:space="preserve">Money as a measure of value is the necessary form of appearance of the measure of value which is immanent in commodities, namely labour time</w:t>
+      </w:r>
+      <w:r>
+        <w:t xml:space="preserve">”</w:t>
+      </w:r>
+      <w:r>
+        <w:t xml:space="preserve"> </w:t>
+      </w:r>
+      <w:r>
+        <w:t xml:space="preserve">[[KV1C3P188L14]].</w:t>
+      </w:r>
+      <w:r>
+        <w:t xml:space="preserve"> </w:t>
+      </w:r>
+      <w:r>
+        <w:t xml:space="preserve">“</w:t>
+      </w:r>
+      <w:r>
+        <w:t xml:space="preserve">The</w:t>
+      </w:r>
+      <w:r>
+        <w:t xml:space="preserve"> </w:t>
+      </w:r>
+      <w:r>
+        <w:rPr>
+          <w:iCs/>
+          <w:i/>
+          <w:bCs/>
+          <w:b/>
+        </w:rPr>
+        <w:t xml:space="preserve">expression of the value of a commodity in gold</w:t>
+      </w:r>
+      <w:r>
+        <w:t xml:space="preserve"> </w:t>
+      </w:r>
+      <w:r>
+        <w:t xml:space="preserve">is its</w:t>
+      </w:r>
+      <w:r>
+        <w:t xml:space="preserve"> </w:t>
+      </w:r>
+      <w:r>
+        <w:rPr>
+          <w:iCs/>
+          <w:i/>
+          <w:bCs/>
+          <w:b/>
+        </w:rPr>
+        <w:t xml:space="preserve">money-form or price</w:t>
       </w:r>
       <w:r>
         <w:t xml:space="preserve">”</w:t>
@@ -433,11 +486,9 @@
       <w:r>
         <w:t xml:space="preserve">[[KV1C3P189L1]].</w:t>
       </w:r>
-    </w:p>
-    <w:p>
-      <w:pPr>
-        <w:pStyle w:val="BodyText"/>
-      </w:pPr>
+      <w:r>
+        <w:t xml:space="preserve"> </w:t>
+      </w:r>
       <w:r>
         <w:t xml:space="preserve">“</w:t>
       </w:r>
@@ -453,16 +504,52 @@
       <w:r>
         <w:t xml:space="preserve">[[KV1C3P189L21]].</w:t>
       </w:r>
-    </w:p>
-    <w:p>
-      <w:pPr>
-        <w:pStyle w:val="BodyText"/>
-      </w:pPr>
-      <w:r>
-        <w:t xml:space="preserve">“</w:t>
-      </w:r>
-      <w:r>
-        <w:t xml:space="preserve">In its function as measure of value,’money therefore serves only in an imaginary or ideal capacity. […] But, although the money that performs the functions of a measure of value is only imaginary, the price depends entirely on the actual substance that is money</w:t>
+      <w:r>
+        <w:t xml:space="preserve"> </w:t>
+      </w:r>
+      <w:r>
+        <w:t xml:space="preserve">“</w:t>
+      </w:r>
+      <w:r>
+        <w:t xml:space="preserve">In its function as</w:t>
+      </w:r>
+      <w:r>
+        <w:t xml:space="preserve"> </w:t>
+      </w:r>
+      <w:r>
+        <w:rPr>
+          <w:bCs/>
+          <w:b/>
+        </w:rPr>
+        <w:t xml:space="preserve">measure of value</w:t>
+      </w:r>
+      <w:r>
+        <w:t xml:space="preserve">, money therefore serves only in an imaginary or ideal capacity. […] But, although the</w:t>
+      </w:r>
+      <w:r>
+        <w:t xml:space="preserve"> </w:t>
+      </w:r>
+      <w:r>
+        <w:rPr>
+          <w:bCs/>
+          <w:b/>
+        </w:rPr>
+        <w:t xml:space="preserve">money that performs the functions of a measure of value is only imaginary</w:t>
+      </w:r>
+      <w:r>
+        <w:t xml:space="preserve">, the</w:t>
+      </w:r>
+      <w:r>
+        <w:t xml:space="preserve"> </w:t>
+      </w:r>
+      <w:r>
+        <w:rPr>
+          <w:iCs/>
+          <w:i/>
+          <w:bCs/>
+          <w:b/>
+        </w:rPr>
+        <w:t xml:space="preserve">price depends entirely on the actual substance that is money</w:t>
       </w:r>
       <w:r>
         <w:t xml:space="preserve">”</w:t>
@@ -479,10 +566,115 @@
         <w:pStyle w:val="BodyText"/>
       </w:pPr>
       <w:r>
-        <w:t xml:space="preserve">“</w:t>
-      </w:r>
-      <w:r>
-        <w:t xml:space="preserve">As measure of value, and as standard of price, money performs two quite different functions. It is the measure of value as the social incarnation of human labour; it is the standard of price as a quantity of metal with a fixed weight. As the measure of value it serves to convert the values of all the manifold commodities into prices, into imaginary quantities of gold; as the standard of price it measures those quantities of gold. The measure of values measures commodities considered as values; the standard of price measures, on the contrary, quantities of gold by a unit quantity of gold, […] a certain weight of gold […] fixed as the unit of measurement</w:t>
+        <w:t xml:space="preserve">The second role of money in the circulation process is being also the elementary form of the standard of price, its actual substance that is gold required an stable measure. For gold, as was already the money-commodity, its measurement standards were translated to the sphere of circulation, as happened with the ounce of gold.</w:t>
+      </w:r>
+    </w:p>
+    <w:p>
+      <w:pPr>
+        <w:pStyle w:val="BodyText"/>
+      </w:pPr>
+      <w:r>
+        <w:t xml:space="preserve">“</w:t>
+      </w:r>
+      <w:r>
+        <w:t xml:space="preserve">The price-form therefore implies both the exchangeability of commodities for money and the necessity of exchanges. On the other hand, gold serves as an</w:t>
+      </w:r>
+      <w:r>
+        <w:t xml:space="preserve"> </w:t>
+      </w:r>
+      <w:r>
+        <w:rPr>
+          <w:iCs/>
+          <w:i/>
+        </w:rPr>
+        <w:t xml:space="preserve">ideal measure of value</w:t>
+      </w:r>
+      <w:r>
+        <w:t xml:space="preserve"> </w:t>
+      </w:r>
+      <w:r>
+        <w:t xml:space="preserve">only because it has already established itself as the money commodity in the process of exchange</w:t>
+      </w:r>
+      <w:r>
+        <w:t xml:space="preserve">”</w:t>
+      </w:r>
+      <w:r>
+        <w:t xml:space="preserve"> </w:t>
+      </w:r>
+      <w:r>
+        <w:t xml:space="preserve">[[KV1C3P198L8]].</w:t>
+      </w:r>
+    </w:p>
+    <w:p>
+      <w:pPr>
+        <w:pStyle w:val="BodyText"/>
+      </w:pPr>
+      <w:r>
+        <w:t xml:space="preserve">“</w:t>
+      </w:r>
+      <w:r>
+        <w:t xml:space="preserve">As measure of value, and as standard of price, money performs two quite different functions. It is the</w:t>
+      </w:r>
+      <w:r>
+        <w:t xml:space="preserve"> </w:t>
+      </w:r>
+      <w:r>
+        <w:rPr>
+          <w:iCs/>
+          <w:i/>
+        </w:rPr>
+        <w:t xml:space="preserve">measure of value</w:t>
+      </w:r>
+      <w:r>
+        <w:t xml:space="preserve"> </w:t>
+      </w:r>
+      <w:r>
+        <w:t xml:space="preserve">as the</w:t>
+      </w:r>
+      <w:r>
+        <w:t xml:space="preserve"> </w:t>
+      </w:r>
+      <w:r>
+        <w:rPr>
+          <w:iCs/>
+          <w:i/>
+        </w:rPr>
+        <w:t xml:space="preserve">social</w:t>
+      </w:r>
+      <w:r>
+        <w:t xml:space="preserve"> </w:t>
+      </w:r>
+      <w:r>
+        <w:t xml:space="preserve">incarnation of human labour; it is the standard of price as a quantity of metal with a fixed weight. As the</w:t>
+      </w:r>
+      <w:r>
+        <w:t xml:space="preserve"> </w:t>
+      </w:r>
+      <w:r>
+        <w:rPr>
+          <w:iCs/>
+          <w:i/>
+        </w:rPr>
+        <w:t xml:space="preserve">measure of value</w:t>
+      </w:r>
+      <w:r>
+        <w:t xml:space="preserve"> </w:t>
+      </w:r>
+      <w:r>
+        <w:t xml:space="preserve">it serves to convert the values of all the manifold commodities into prices, into</w:t>
+      </w:r>
+      <w:r>
+        <w:t xml:space="preserve"> </w:t>
+      </w:r>
+      <w:r>
+        <w:rPr>
+          <w:iCs/>
+          <w:i/>
+        </w:rPr>
+        <w:t xml:space="preserve">imaginary quantities of gold</w:t>
+      </w:r>
+      <w:r>
+        <w:t xml:space="preserve">; as the standard of price it measures those quantities of gold. The measure of values measures commodities considered as values; the standard of price measures, on the contrary, quantities of gold by a unit quantity of gold, […] a certain weight of gold […] fixed as the unit of measurement</w:t>
       </w:r>
       <w:r>
         <w:t xml:space="preserve">”</w:t>
@@ -493,11 +685,20 @@
       <w:r>
         <w:t xml:space="preserve">[[KV1C3P192L5]].</w:t>
       </w:r>
-    </w:p>
-    <w:p>
-      <w:pPr>
-        <w:pStyle w:val="BodyText"/>
-      </w:pPr>
+      <w:r>
+        <w:t xml:space="preserve"> </w:t>
+      </w:r>
+      <w:r>
+        <w:t xml:space="preserve">%%</w:t>
+      </w:r>
+    </w:p>
+    <w:p>
+      <w:pPr>
+        <w:pStyle w:val="BodyText"/>
+      </w:pPr>
+      <w:r>
+        <w:t xml:space="preserve">%%</w:t>
+      </w:r>
       <w:r>
         <w:t xml:space="preserve">“</w:t>
       </w:r>
@@ -511,41 +712,81 @@
         <w:t xml:space="preserve"> </w:t>
       </w:r>
       <w:r>
-        <w:t xml:space="preserve">[[KV1C3P195L20]].</w:t>
-      </w:r>
-    </w:p>
-    <w:p>
-      <w:pPr>
-        <w:pStyle w:val="BodyText"/>
-      </w:pPr>
-      <w:r>
-        <w:t xml:space="preserve">“</w:t>
-      </w:r>
-      <w:r>
-        <w:t xml:space="preserve">The price-form therefore implies both the exchangeability of commodities for money and the necessity of exchanges. On the other hand, gold serves as an ideal measure of value only because it has already established itself as the money commodity in the process of exchange</w:t>
-      </w:r>
-      <w:r>
-        <w:t xml:space="preserve">”</w:t>
-      </w:r>
-      <w:r>
-        <w:t xml:space="preserve"> </w:t>
-      </w:r>
-      <w:r>
-        <w:t xml:space="preserve">[[KV1C3P198L8]].</w:t>
-      </w:r>
-    </w:p>
-    <w:p>
-      <w:pPr>
-        <w:pStyle w:val="BodyText"/>
-      </w:pPr>
-      <w:r>
-        <w:t xml:space="preserve">The process of exchange finishes in the realization of commodities as exchange-values. So, it is by consumption, which for the particular formation of interest (bourgeois society) is realized with the payment of the commodity price (C): as the magnitude of the general measure of the exchange value for every commodity produced by, for, and as, capital [[KV1C3P255L10]].</w:t>
-      </w:r>
-    </w:p>
-    <w:p>
-      <w:pPr>
-        <w:pStyle w:val="BodyText"/>
-      </w:pPr>
+        <w:t xml:space="preserve">[[KV1C3P195L20]].%%</w:t>
+      </w:r>
+    </w:p>
+    <w:p>
+      <w:pPr>
+        <w:pStyle w:val="BodyText"/>
+      </w:pPr>
+      <w:r>
+        <w:t xml:space="preserve">The process of exchange finishes in the realization of commodities as exchange-values. So, it is by consumption, which for the particular formation of interest (bourgeois society) is realized with the payment of the commodity price (C): as the magnitude of the general measure of the exchange value for every commodity produced by, for, and as, capital. %%[[KV1C3P255L10]].%%</w:t>
+      </w:r>
+    </w:p>
+    <w:p>
+      <w:pPr>
+        <w:pStyle w:val="BodyText"/>
+      </w:pPr>
+      <w:r>
+        <w:t xml:space="preserve">%%Standard of price as Metallic-money</w:t>
+      </w:r>
+      <w:r>
+        <w:t xml:space="preserve"> </w:t>
+      </w:r>
+      <w:r>
+        <w:t xml:space="preserve">Money as standard of price</w:t>
+      </w:r>
+      <w:r>
+        <w:t xml:space="preserve"> </w:t>
+      </w:r>
+      <w:r>
+        <w:t xml:space="preserve">Money-commodity as Money</w:t>
+      </w:r>
+      <w:r>
+        <w:t xml:space="preserve"> </w:t>
+      </w:r>
+      <w:r>
+        <w:t xml:space="preserve">Universal equivalent commodity as Money-commodity</w:t>
+      </w:r>
+      <w:r>
+        <w:t xml:space="preserve"> </w:t>
+      </w:r>
+      <w:r>
+        <w:t xml:space="preserve">Commodity as universally equivalent commodity</w:t>
+      </w:r>
+      <w:r>
+        <w:t xml:space="preserve"> </w:t>
+      </w:r>
+      <w:r>
+        <w:t xml:space="preserve">The labour objectified in a commodity -by its appropriation</w:t>
+      </w:r>
+      <w:r>
+        <w:t xml:space="preserve"> </w:t>
+      </w:r>
+      <w:r>
+        <w:t xml:space="preserve">Labour as appropriation is</w:t>
+      </w:r>
+      <w:r>
+        <w:t xml:space="preserve"> </w:t>
+      </w:r>
+      <w:r>
+        <w:t xml:space="preserve">Production as labour is</w:t>
+      </w:r>
+      <w:r>
+        <w:t xml:space="preserve"> </w:t>
+      </w:r>
+      <w:r>
+        <w:t xml:space="preserve">Nature as production is</w:t>
+      </w:r>
+      <w:r>
+        <w:t xml:space="preserve"> </w:t>
+      </w:r>
+      <w:r>
+        <w:t xml:space="preserve">Metabolism as Nature is</w:t>
+      </w:r>
+      <w:r>
+        <w:t xml:space="preserve"> </w:t>
+      </w:r>
       <w:r>
         <w:t xml:space="preserve">“</w:t>
       </w:r>
@@ -579,15 +820,21 @@
         <w:t xml:space="preserve"> </w:t>
       </w:r>
       <w:r>
-        <w:t xml:space="preserve">[[KV1C3P203L3]].</w:t>
-      </w:r>
-    </w:p>
-    <w:p>
-      <w:pPr>
-        <w:pStyle w:val="BodyText"/>
-      </w:pPr>
-      <w:r>
-        <w:t xml:space="preserve">By the realization of the exchange process, by the purchase of a commodity, the use-value produced as a commodity for capital reproduction can be appropriated. Indeed, the circulation of the commodities and its transubstantiation into money, differentiates in their scale of exchange. The chance or social accident by which the circuit M-C-M’ is obstructed mediate between the necessary conversion of commodities into money.</w:t>
+        <w:t xml:space="preserve">[[KV1C3P203L3]].%%</w:t>
+      </w:r>
+    </w:p>
+    <w:p>
+      <w:pPr>
+        <w:pStyle w:val="BodyText"/>
+      </w:pPr>
+      <w:r>
+        <w:t xml:space="preserve">By the realization of the exchange process, by the purchase of a commodity, the use-value produced as a commodity for capital reproduction can be appropriated. As the circulation of commodities is mediated by money (C-M-C), the distinction between commodities and money-commodities embrace the capacity of money to be liberated from its elementary form, creating the money-form of value from the metal rips of its elementary form of precious metals as gold functioning as universal equivalent commodities.</w:t>
+      </w:r>
+      <w:r>
+        <w:t xml:space="preserve"> </w:t>
+      </w:r>
+      <w:r>
+        <w:t xml:space="preserve">Indeed, the circulation of the commodities and its transubstantiation into money, can be differentiated, first, by their exchange scale. So, the chance of social accident by which the circuit M-C-M’ is obstructed, mediate between the necessary conversion of commodities into money, correspondent to the process of transformation of surplus-value into profit.</w:t>
       </w:r>
     </w:p>
     <w:p>
@@ -604,24 +851,22 @@
         <w:t xml:space="preserve">”</w:t>
       </w:r>
       <w:r>
-        <w:t xml:space="preserve"> </w:t>
-      </w:r>
-      <w:r>
-        <w:t xml:space="preserve">[[KV1C3P203L17]].</w:t>
-      </w:r>
-    </w:p>
-    <w:p>
-      <w:pPr>
-        <w:pStyle w:val="BodyText"/>
-      </w:pPr>
-      <w:r>
-        <w:t xml:space="preserve">The particular form of gold use-value, which Marx is referring to is the standard of price, which is a fixed weight of gold (i.e. an ounce of gold) operating as the unit of expression shared by their comparable magnitudes of price [[KV1C3P192L5]].</w:t>
-      </w:r>
-    </w:p>
-    <w:p>
-      <w:pPr>
-        <w:pStyle w:val="BodyText"/>
-      </w:pPr>
+        <w:t xml:space="preserve">. %%[[KV1C3P203L17]]%%</w:t>
+      </w:r>
+      <w:r>
+        <w:t xml:space="preserve"> </w:t>
+      </w:r>
+      <w:r>
+        <w:t xml:space="preserve">The particular form of gold use-value, which Marx is referring to is the standard of price, which is a fixed weight of gold (i.e. an ounce of gold) operating as the unit of expression shared by their comparable magnitudes of price.%%[[KV1C3P192L5]]%%</w:t>
+      </w:r>
+    </w:p>
+    <w:p>
+      <w:pPr>
+        <w:pStyle w:val="BodyText"/>
+      </w:pPr>
+      <w:r>
+        <w:t xml:space="preserve">%%</w:t>
+      </w:r>
       <w:r>
         <w:t xml:space="preserve">“</w:t>
       </w:r>
@@ -763,7 +1008,15 @@
         <w:pStyle w:val="BodyText"/>
       </w:pPr>
       <w:r>
-        <w:t xml:space="preserve">At present, the historical juncture appears as critical. The BRICS Summit of state leaders, and the IMF and World Bank annual meeting, will take place on Kazan and Washington respectively, one week before the November 5th, 2024, U.S. presidential elections. The hegemony of the U.S. dollar over the financial system as a target, defines a situation that can require a different solution. Like the treatment of gold as two different universal equivalents, defining two scales of circulation defined by the Chinese gold adding the gold reserves of Russia in a different gold reserve than the IMF SDRs, and by implication the remaining circuit of circulation of American and European capitalists will be significantly reduced, diminishing the price of the USD, with a detrimental effect on its rates of surplus value, profit and super-profit, because of its displacement by the Chinese Yuan (CNY) as universal equivalent, and by weighted Chinese gold as its specific equivalent, in the economies with significant circulation of CNY. The results of both meetings tend to a determination, by institutional change, of the world political economy of imperialism, in its international division of labor, in the geo-economic war on Gaza and Ukraine, and impact the results of the U.S. ballot</w:t>
+        <w:t xml:space="preserve">At present, the historical juncture appears as critical. The BRICS Summit of state leaders, and the IMF and World Bank annual meeting, will take place on Kazan and Washington respectively, one week before the November 5th, 2024, U.S. presidential elections. The hegemony of the U.S. dollar over the financial system as a target, defines a situation that can require a different solution. Like the treatment of gold as two different universal equivalents, defining two scales of circulation defined by the Chinese gold adding the gold reserves of Russia in a different gold reserve than the IMF SDRs, and by implication the remaining circuit of circulation of American and European capitalists will be significantly reduced, diminishing the price of the USD, with a detrimental effect on its rates of surplus value, profit and super-profit, because of its displacement by the Chinese Yuan (CNY) as universal equivalent, and by weighted Chinese gold as its specific equivalent, in the economies with significant circulation of CNY. The results of both meetings tend to a determination, by institutional change, of the world political economy of imperialism, in its international division of labor, in the geo-economic war on Gaza and Ukraine, and impact the results of the U.S. ballot%%</w:t>
+      </w:r>
+    </w:p>
+    <w:p>
+      <w:pPr>
+        <w:pStyle w:val="BodyText"/>
+      </w:pPr>
+      <w:r>
+        <w:t xml:space="preserve">While the imaginary, ideal, character of the money-form of value or price of the commodities, highlight the fictitious essence of money and its permanent expulsion from the circulation process of commodities (C-M-C); the relevance of the analysis of the standard of price for the study of the reproduction crisis of finance capital may be critical for the development of theoretical assumptions build over Marx’s critique to the political economy of the bourgeoisie society, considering the reforms to the gold standard of the international monetary system during 1968 and 1971.</w:t>
       </w:r>
     </w:p>
     <w:sectPr/>
@@ -788,25 +1041,6 @@
     <w:p>
       <w:r>
         <w:separator/>
-      </w:r>
-    </w:p>
-  </w:footnote>
-  <w:footnote w:id="20">
-    <w:p>
-      <w:pPr>
-        <w:pStyle w:val="FootnoteText"/>
-      </w:pPr>
-      <w:r>
-        <w:rPr>
-          <w:rStyle w:val="FootnoteReference"/>
-        </w:rPr>
-        <w:footnoteRef/>
-      </w:r>
-      <w:r>
-        <w:t xml:space="preserve"> </w:t>
-      </w:r>
-      <w:r>
-        <w:t xml:space="preserve">Where the exchange process operates dominated by the scale of circulation of the commodity in which money found its elementary form as exchange-value: by the scale of circulation of gold. Partially, because of its unique useful physical properties as a means for the exchange of commodities, but mainly because of its role or social form as universal equivalent commodities during the historical juncture of the interstate monetary system formation connoted by the possibility opened by colonization using the methods of accelerated accumulation brought out from the applied methods of primitive accumulation in the colonization of the gold hubs of Middle East between the XI and XIII century, specifically from the colonial mining production oriented to the purchase and/or domination of the other commodity-money currencies in circulation (silver and copper). Allowing, then, the development of an interstate credit system for the European modern states, wealthy enough in the existences of commodity-money, to develop the enterprise of colonization since the beginnings of the XVI century which accelerated the original expanded accumulation of capital correspondent to the scale of circulation of capital. The scale of expanded reproduction increases territorially, with imperialism, as a mean for the extension of capitalists production of commodity-capital for profit accumulation, by the colonization of the territories under other modes of production and distribution, by appropriating the surplus-value of the commodity production mediated by its certain money-capital form, and realizing it as profit under a mode of distribution in which the exchange value is realized under the money-form currency correspondent to the capital on which profits are accumulated. So, European mercantile capital produced by colonial mining, mainly silver. But with the silver sale to China they bought gold, dominating directly its exchange value.</w:t>
       </w:r>
     </w:p>
   </w:footnote>
